--- a/template/formulario_de_denuncia_monumento_arqueologico.docx
+++ b/template/formulario_de_denuncia_monumento_arqueologico.docx
@@ -674,6 +674,40 @@
                 <w:szCs w:val="20"/>
               </w:rPr>
             </w:pPr>
+            <w:ins w:id="0" w:author="Carlos Verdugo Rotella" w:date="2026-05-04T20:39:00Z" w16du:dateUtc="2026-05-05T00:39:00Z">
+              <w:r>
+                <w:rPr>
+                  <w:rFonts w:ascii="Tahoma" w:eastAsia="Times New Roman" w:hAnsi="Tahoma" w:cs="Tahoma"/>
+                  <w:b/>
+                  <w:bCs/>
+                  <w:sz w:val="20"/>
+                  <w:szCs w:val="20"/>
+                </w:rPr>
+                <w:t>{{</w:t>
+              </w:r>
+              <w:proofErr w:type="spellStart"/>
+              <w:r>
+                <w:rPr>
+                  <w:rFonts w:ascii="Tahoma" w:eastAsia="Times New Roman" w:hAnsi="Tahoma" w:cs="Tahoma"/>
+                  <w:b/>
+                  <w:bCs/>
+                  <w:sz w:val="20"/>
+                  <w:szCs w:val="20"/>
+                </w:rPr>
+                <w:t>inf_nombre</w:t>
+              </w:r>
+              <w:proofErr w:type="spellEnd"/>
+              <w:r>
+                <w:rPr>
+                  <w:rFonts w:ascii="Tahoma" w:eastAsia="Times New Roman" w:hAnsi="Tahoma" w:cs="Tahoma"/>
+                  <w:b/>
+                  <w:bCs/>
+                  <w:sz w:val="20"/>
+                  <w:szCs w:val="20"/>
+                </w:rPr>
+                <w:t>}}</w:t>
+              </w:r>
+            </w:ins>
           </w:p>
         </w:tc>
       </w:tr>
@@ -723,6 +757,40 @@
                 <w:szCs w:val="20"/>
               </w:rPr>
             </w:pPr>
+            <w:ins w:id="1" w:author="Carlos Verdugo Rotella" w:date="2026-05-04T20:39:00Z" w16du:dateUtc="2026-05-05T00:39:00Z">
+              <w:r>
+                <w:rPr>
+                  <w:rFonts w:ascii="Tahoma" w:eastAsia="Times New Roman" w:hAnsi="Tahoma" w:cs="Tahoma"/>
+                  <w:b/>
+                  <w:bCs/>
+                  <w:sz w:val="20"/>
+                  <w:szCs w:val="20"/>
+                </w:rPr>
+                <w:t>{{</w:t>
+              </w:r>
+              <w:proofErr w:type="spellStart"/>
+              <w:r>
+                <w:rPr>
+                  <w:rFonts w:ascii="Tahoma" w:eastAsia="Times New Roman" w:hAnsi="Tahoma" w:cs="Tahoma"/>
+                  <w:b/>
+                  <w:bCs/>
+                  <w:sz w:val="20"/>
+                  <w:szCs w:val="20"/>
+                </w:rPr>
+                <w:t>inf_rut</w:t>
+              </w:r>
+              <w:proofErr w:type="spellEnd"/>
+              <w:r>
+                <w:rPr>
+                  <w:rFonts w:ascii="Tahoma" w:eastAsia="Times New Roman" w:hAnsi="Tahoma" w:cs="Tahoma"/>
+                  <w:b/>
+                  <w:bCs/>
+                  <w:sz w:val="20"/>
+                  <w:szCs w:val="20"/>
+                </w:rPr>
+                <w:t>}}</w:t>
+              </w:r>
+            </w:ins>
           </w:p>
         </w:tc>
       </w:tr>
@@ -802,6 +870,57 @@
               </w:rPr>
               <w:t>Región</w:t>
             </w:r>
+            <w:proofErr w:type="gramStart"/>
+            <w:ins w:id="2" w:author="Carlos Verdugo Rotella" w:date="2026-05-04T20:40:00Z" w16du:dateUtc="2026-05-05T00:40:00Z">
+              <w:r>
+                <w:rPr>
+                  <w:rFonts w:ascii="Tahoma" w:eastAsia="Times New Roman" w:hAnsi="Tahoma" w:cs="Tahoma"/>
+                  <w:bCs/>
+                  <w:sz w:val="20"/>
+                  <w:szCs w:val="20"/>
+                </w:rPr>
+                <w:t xml:space="preserve">   </w:t>
+              </w:r>
+              <w:r>
+                <w:rPr>
+                  <w:rFonts w:ascii="Tahoma" w:eastAsia="Times New Roman" w:hAnsi="Tahoma" w:cs="Tahoma"/>
+                  <w:bCs/>
+                  <w:sz w:val="20"/>
+                  <w:szCs w:val="20"/>
+                </w:rPr>
+                <w:t>{</w:t>
+              </w:r>
+              <w:proofErr w:type="gramEnd"/>
+              <w:r>
+                <w:rPr>
+                  <w:rFonts w:ascii="Tahoma" w:eastAsia="Times New Roman" w:hAnsi="Tahoma" w:cs="Tahoma"/>
+                  <w:bCs/>
+                  <w:sz w:val="20"/>
+                  <w:szCs w:val="20"/>
+                </w:rPr>
+                <w:t>{</w:t>
+              </w:r>
+              <w:proofErr w:type="spellStart"/>
+              <w:r>
+                <w:rPr>
+                  <w:rFonts w:ascii="Tahoma" w:eastAsia="Times New Roman" w:hAnsi="Tahoma" w:cs="Tahoma"/>
+                  <w:bCs/>
+                  <w:sz w:val="20"/>
+                  <w:szCs w:val="20"/>
+                </w:rPr>
+                <w:t>region</w:t>
+              </w:r>
+              <w:proofErr w:type="spellEnd"/>
+              <w:r>
+                <w:rPr>
+                  <w:rFonts w:ascii="Tahoma" w:eastAsia="Times New Roman" w:hAnsi="Tahoma" w:cs="Tahoma"/>
+                  <w:bCs/>
+                  <w:sz w:val="20"/>
+                  <w:szCs w:val="20"/>
+                </w:rPr>
+                <w:t>}}</w:t>
+              </w:r>
+            </w:ins>
           </w:p>
           <w:p>
             <w:pPr>
@@ -837,6 +956,37 @@
               </w:rPr>
               <w:t>Ciudad o Comuna</w:t>
             </w:r>
+            <w:proofErr w:type="gramStart"/>
+            <w:ins w:id="3" w:author="Carlos Verdugo Rotella" w:date="2026-05-04T20:40:00Z" w16du:dateUtc="2026-05-05T00:40:00Z">
+              <w:r>
+                <w:rPr>
+                  <w:rFonts w:ascii="Tahoma" w:eastAsia="Times New Roman" w:hAnsi="Tahoma" w:cs="Tahoma"/>
+                  <w:bCs/>
+                  <w:sz w:val="20"/>
+                  <w:szCs w:val="20"/>
+                </w:rPr>
+                <w:t xml:space="preserve">   </w:t>
+              </w:r>
+              <w:r>
+                <w:rPr>
+                  <w:rFonts w:ascii="Tahoma" w:eastAsia="Times New Roman" w:hAnsi="Tahoma" w:cs="Tahoma"/>
+                  <w:bCs/>
+                  <w:sz w:val="20"/>
+                  <w:szCs w:val="20"/>
+                </w:rPr>
+                <w:t>{</w:t>
+              </w:r>
+              <w:proofErr w:type="gramEnd"/>
+              <w:r>
+                <w:rPr>
+                  <w:rFonts w:ascii="Tahoma" w:eastAsia="Times New Roman" w:hAnsi="Tahoma" w:cs="Tahoma"/>
+                  <w:bCs/>
+                  <w:sz w:val="20"/>
+                  <w:szCs w:val="20"/>
+                </w:rPr>
+                <w:t>{comuna}}</w:t>
+              </w:r>
+            </w:ins>
           </w:p>
           <w:p>
             <w:pPr>
@@ -879,6 +1029,7 @@
           <w:p>
             <w:pPr>
               <w:rPr>
+                <w:ins w:id="4" w:author="Carlos Verdugo Rotella" w:date="2026-05-04T20:53:00Z" w16du:dateUtc="2026-05-05T00:53:00Z"/>
                 <w:rFonts w:ascii="Tahoma" w:eastAsia="Times New Roman" w:hAnsi="Tahoma" w:cs="Tahoma"/>
                 <w:bCs/>
                 <w:sz w:val="20"/>
@@ -903,6 +1054,47 @@
               </w:rPr>
               <w:t>alle</w:t>
             </w:r>
+          </w:p>
+          <w:p>
+            <w:pPr>
+              <w:rPr>
+                <w:rFonts w:ascii="Tahoma" w:eastAsia="Times New Roman" w:hAnsi="Tahoma" w:cs="Tahoma"/>
+                <w:bCs/>
+                <w:sz w:val="20"/>
+                <w:szCs w:val="20"/>
+              </w:rPr>
+            </w:pPr>
+            <w:ins w:id="5" w:author="Carlos Verdugo Rotella" w:date="2026-05-04T20:53:00Z">
+              <w:r>
+                <w:rPr>
+                  <w:rFonts w:ascii="Tahoma" w:eastAsia="Times New Roman" w:hAnsi="Tahoma" w:cs="Tahoma"/>
+                  <w:bCs/>
+                  <w:sz w:val="20"/>
+                  <w:szCs w:val="20"/>
+                </w:rPr>
+                <w:t>{{</w:t>
+              </w:r>
+              <w:proofErr w:type="spellStart"/>
+              <w:r>
+                <w:rPr>
+                  <w:rFonts w:ascii="Tahoma" w:eastAsia="Times New Roman" w:hAnsi="Tahoma" w:cs="Tahoma"/>
+                  <w:bCs/>
+                  <w:sz w:val="20"/>
+                  <w:szCs w:val="20"/>
+                </w:rPr>
+                <w:t>inf_domicilio</w:t>
+              </w:r>
+              <w:proofErr w:type="spellEnd"/>
+              <w:r>
+                <w:rPr>
+                  <w:rFonts w:ascii="Tahoma" w:eastAsia="Times New Roman" w:hAnsi="Tahoma" w:cs="Tahoma"/>
+                  <w:bCs/>
+                  <w:sz w:val="20"/>
+                  <w:szCs w:val="20"/>
+                </w:rPr>
+                <w:t>}}</w:t>
+              </w:r>
+            </w:ins>
           </w:p>
         </w:tc>
         <w:tc>
@@ -1130,6 +1322,40 @@
                 <w:szCs w:val="20"/>
               </w:rPr>
             </w:pPr>
+            <w:ins w:id="6" w:author="Carlos Verdugo Rotella" w:date="2026-05-04T20:41:00Z" w16du:dateUtc="2026-05-05T00:41:00Z">
+              <w:r>
+                <w:rPr>
+                  <w:rFonts w:ascii="Tahoma" w:eastAsia="Times New Roman" w:hAnsi="Tahoma" w:cs="Tahoma"/>
+                  <w:b/>
+                  <w:bCs/>
+                  <w:sz w:val="20"/>
+                  <w:szCs w:val="20"/>
+                </w:rPr>
+                <w:t>{{</w:t>
+              </w:r>
+              <w:proofErr w:type="spellStart"/>
+              <w:r>
+                <w:rPr>
+                  <w:rFonts w:ascii="Tahoma" w:eastAsia="Times New Roman" w:hAnsi="Tahoma" w:cs="Tahoma"/>
+                  <w:b/>
+                  <w:bCs/>
+                  <w:sz w:val="20"/>
+                  <w:szCs w:val="20"/>
+                </w:rPr>
+                <w:t>inf_telefono</w:t>
+              </w:r>
+              <w:proofErr w:type="spellEnd"/>
+              <w:r>
+                <w:rPr>
+                  <w:rFonts w:ascii="Tahoma" w:eastAsia="Times New Roman" w:hAnsi="Tahoma" w:cs="Tahoma"/>
+                  <w:b/>
+                  <w:bCs/>
+                  <w:sz w:val="20"/>
+                  <w:szCs w:val="20"/>
+                </w:rPr>
+                <w:t>}}</w:t>
+              </w:r>
+            </w:ins>
           </w:p>
         </w:tc>
         <w:tc>
@@ -1213,6 +1439,40 @@
                 <w:szCs w:val="20"/>
               </w:rPr>
             </w:pPr>
+            <w:ins w:id="7" w:author="Carlos Verdugo Rotella" w:date="2026-05-04T20:41:00Z" w16du:dateUtc="2026-05-05T00:41:00Z">
+              <w:r>
+                <w:rPr>
+                  <w:rFonts w:ascii="Tahoma" w:eastAsia="Times New Roman" w:hAnsi="Tahoma" w:cs="Tahoma"/>
+                  <w:b/>
+                  <w:bCs/>
+                  <w:sz w:val="20"/>
+                  <w:szCs w:val="20"/>
+                </w:rPr>
+                <w:t>{{</w:t>
+              </w:r>
+              <w:proofErr w:type="spellStart"/>
+              <w:r>
+                <w:rPr>
+                  <w:rFonts w:ascii="Tahoma" w:eastAsia="Times New Roman" w:hAnsi="Tahoma" w:cs="Tahoma"/>
+                  <w:b/>
+                  <w:bCs/>
+                  <w:sz w:val="20"/>
+                  <w:szCs w:val="20"/>
+                </w:rPr>
+                <w:t>inf_correo</w:t>
+              </w:r>
+              <w:proofErr w:type="spellEnd"/>
+              <w:r>
+                <w:rPr>
+                  <w:rFonts w:ascii="Tahoma" w:eastAsia="Times New Roman" w:hAnsi="Tahoma" w:cs="Tahoma"/>
+                  <w:b/>
+                  <w:bCs/>
+                  <w:sz w:val="20"/>
+                  <w:szCs w:val="20"/>
+                </w:rPr>
+                <w:t>}}</w:t>
+              </w:r>
+            </w:ins>
           </w:p>
         </w:tc>
       </w:tr>
@@ -2005,6 +2265,37 @@
                 <w:szCs w:val="20"/>
               </w:rPr>
             </w:pPr>
+            <w:ins w:id="8" w:author="Carlos Verdugo Rotella" w:date="2026-05-04T20:46:00Z" w16du:dateUtc="2026-05-05T00:46:00Z">
+              <w:r>
+                <w:rPr>
+                  <w:rFonts w:ascii="Tahoma" w:eastAsia="Times New Roman" w:hAnsi="Tahoma" w:cs="Tahoma"/>
+                  <w:bCs/>
+                  <w:sz w:val="20"/>
+                  <w:szCs w:val="20"/>
+                </w:rPr>
+                <w:t>{{</w:t>
+              </w:r>
+              <w:proofErr w:type="spellStart"/>
+              <w:r>
+                <w:rPr>
+                  <w:rFonts w:ascii="Tahoma" w:eastAsia="Times New Roman" w:hAnsi="Tahoma" w:cs="Tahoma"/>
+                  <w:bCs/>
+                  <w:sz w:val="20"/>
+                  <w:szCs w:val="20"/>
+                </w:rPr>
+                <w:t>tipo_proyecto</w:t>
+              </w:r>
+              <w:proofErr w:type="spellEnd"/>
+              <w:r>
+                <w:rPr>
+                  <w:rFonts w:ascii="Tahoma" w:eastAsia="Times New Roman" w:hAnsi="Tahoma" w:cs="Tahoma"/>
+                  <w:bCs/>
+                  <w:sz w:val="20"/>
+                  <w:szCs w:val="20"/>
+                </w:rPr>
+                <w:t>}}</w:t>
+              </w:r>
+            </w:ins>
           </w:p>
         </w:tc>
       </w:tr>
@@ -2075,6 +2366,40 @@
                 <w:szCs w:val="20"/>
               </w:rPr>
             </w:pPr>
+            <w:ins w:id="9" w:author="Carlos Verdugo Rotella" w:date="2026-05-04T20:42:00Z" w16du:dateUtc="2026-05-05T00:42:00Z">
+              <w:r>
+                <w:rPr>
+                  <w:rFonts w:ascii="Tahoma" w:eastAsia="Times New Roman" w:hAnsi="Tahoma" w:cs="Tahoma"/>
+                  <w:b/>
+                  <w:bCs/>
+                  <w:sz w:val="20"/>
+                  <w:szCs w:val="20"/>
+                </w:rPr>
+                <w:t>{{</w:t>
+              </w:r>
+              <w:proofErr w:type="spellStart"/>
+              <w:r>
+                <w:rPr>
+                  <w:rFonts w:ascii="Tahoma" w:eastAsia="Times New Roman" w:hAnsi="Tahoma" w:cs="Tahoma"/>
+                  <w:b/>
+                  <w:bCs/>
+                  <w:sz w:val="20"/>
+                  <w:szCs w:val="20"/>
+                </w:rPr>
+                <w:t>nombre_proyecto</w:t>
+              </w:r>
+              <w:proofErr w:type="spellEnd"/>
+              <w:r>
+                <w:rPr>
+                  <w:rFonts w:ascii="Tahoma" w:eastAsia="Times New Roman" w:hAnsi="Tahoma" w:cs="Tahoma"/>
+                  <w:b/>
+                  <w:bCs/>
+                  <w:sz w:val="20"/>
+                  <w:szCs w:val="20"/>
+                </w:rPr>
+                <w:t>}}</w:t>
+              </w:r>
+            </w:ins>
           </w:p>
         </w:tc>
       </w:tr>
@@ -2590,6 +2915,37 @@
                 <w:szCs w:val="20"/>
               </w:rPr>
             </w:pPr>
+            <w:ins w:id="10" w:author="Carlos Verdugo Rotella" w:date="2026-05-04T20:46:00Z" w16du:dateUtc="2026-05-05T00:46:00Z">
+              <w:r>
+                <w:rPr>
+                  <w:rFonts w:ascii="Tahoma" w:eastAsia="Times New Roman" w:hAnsi="Tahoma" w:cs="Tahoma"/>
+                  <w:bCs/>
+                  <w:sz w:val="20"/>
+                  <w:szCs w:val="20"/>
+                </w:rPr>
+                <w:t>{{</w:t>
+              </w:r>
+              <w:proofErr w:type="spellStart"/>
+              <w:r>
+                <w:rPr>
+                  <w:rFonts w:ascii="Tahoma" w:eastAsia="Times New Roman" w:hAnsi="Tahoma" w:cs="Tahoma"/>
+                  <w:bCs/>
+                  <w:sz w:val="20"/>
+                  <w:szCs w:val="20"/>
+                </w:rPr>
+                <w:t>obra_actividad</w:t>
+              </w:r>
+              <w:proofErr w:type="spellEnd"/>
+              <w:r>
+                <w:rPr>
+                  <w:rFonts w:ascii="Tahoma" w:eastAsia="Times New Roman" w:hAnsi="Tahoma" w:cs="Tahoma"/>
+                  <w:bCs/>
+                  <w:sz w:val="20"/>
+                  <w:szCs w:val="20"/>
+                </w:rPr>
+                <w:t>}}</w:t>
+              </w:r>
+            </w:ins>
           </w:p>
         </w:tc>
       </w:tr>
@@ -2736,15 +3092,53 @@
           <w:p>
             <w:pPr>
               <w:rPr>
-                <w:rFonts w:ascii="Tahoma" w:eastAsia="Times New Roman" w:hAnsi="Tahoma" w:cs="Tahoma"/>
-                <w:bCs/>
-                <w:sz w:val="20"/>
-                <w:szCs w:val="20"/>
+                <w:ins w:id="11" w:author="Carlos Verdugo Rotella" w:date="2026-05-04T20:43:00Z" w16du:dateUtc="2026-05-05T00:43:00Z"/>
               </w:rPr>
             </w:pPr>
             <w:r>
               <w:t>Región</w:t>
             </w:r>
+          </w:p>
+          <w:p>
+            <w:pPr>
+              <w:rPr>
+                <w:rFonts w:ascii="Tahoma" w:eastAsia="Times New Roman" w:hAnsi="Tahoma" w:cs="Tahoma"/>
+                <w:bCs/>
+                <w:sz w:val="20"/>
+                <w:szCs w:val="20"/>
+              </w:rPr>
+            </w:pPr>
+            <w:ins w:id="12" w:author="Carlos Verdugo Rotella" w:date="2026-05-04T20:43:00Z" w16du:dateUtc="2026-05-05T00:43:00Z">
+              <w:r>
+                <w:rPr>
+                  <w:rFonts w:ascii="Tahoma" w:eastAsia="Times New Roman" w:hAnsi="Tahoma" w:cs="Tahoma"/>
+                  <w:bCs/>
+                  <w:sz w:val="20"/>
+                  <w:szCs w:val="20"/>
+                </w:rPr>
+                <w:t>{{</w:t>
+              </w:r>
+              <w:proofErr w:type="spellStart"/>
+              <w:r>
+                <w:rPr>
+                  <w:rFonts w:ascii="Tahoma" w:eastAsia="Times New Roman" w:hAnsi="Tahoma" w:cs="Tahoma"/>
+                  <w:bCs/>
+                  <w:sz w:val="20"/>
+                  <w:szCs w:val="20"/>
+                </w:rPr>
+                <w:t>region</w:t>
+              </w:r>
+              <w:proofErr w:type="spellEnd"/>
+              <w:r>
+                <w:rPr>
+                  <w:rFonts w:ascii="Tahoma" w:eastAsia="Times New Roman" w:hAnsi="Tahoma" w:cs="Tahoma"/>
+                  <w:bCs/>
+                  <w:sz w:val="20"/>
+                  <w:szCs w:val="20"/>
+                </w:rPr>
+                <w:t>}}</w:t>
+              </w:r>
+            </w:ins>
           </w:p>
         </w:tc>
         <w:tc>
@@ -2847,8 +3241,8 @@
           <w:p>
             <w:pPr>
               <w:rPr>
-                <w:rFonts w:ascii="Tahoma" w:eastAsia="Times New Roman" w:hAnsi="Tahoma" w:cs="Tahoma"/>
-                <w:b/>
+                <w:ins w:id="13" w:author="Carlos Verdugo Rotella" w:date="2026-05-04T20:43:00Z" w16du:dateUtc="2026-05-05T00:43:00Z"/>
+                <w:rFonts w:ascii="Tahoma" w:eastAsia="Times New Roman" w:hAnsi="Tahoma" w:cs="Tahoma"/>
                 <w:bCs/>
                 <w:sz w:val="20"/>
                 <w:szCs w:val="20"/>
@@ -2863,6 +3257,29 @@
               </w:rPr>
               <w:t>Comuna</w:t>
             </w:r>
+          </w:p>
+          <w:p>
+            <w:pPr>
+              <w:rPr>
+                <w:rFonts w:ascii="Tahoma" w:eastAsia="Times New Roman" w:hAnsi="Tahoma" w:cs="Tahoma"/>
+                <w:b/>
+                <w:bCs/>
+                <w:sz w:val="20"/>
+                <w:szCs w:val="20"/>
+              </w:rPr>
+            </w:pPr>
+            <w:ins w:id="14" w:author="Carlos Verdugo Rotella" w:date="2026-05-04T20:43:00Z" w16du:dateUtc="2026-05-05T00:43:00Z">
+              <w:r>
+                <w:rPr>
+                  <w:rFonts w:ascii="Tahoma" w:eastAsia="Times New Roman" w:hAnsi="Tahoma" w:cs="Tahoma"/>
+                  <w:b/>
+                  <w:bCs/>
+                  <w:sz w:val="20"/>
+                  <w:szCs w:val="20"/>
+                </w:rPr>
+                <w:t>{{comuna}}</w:t>
+              </w:r>
+            </w:ins>
           </w:p>
         </w:tc>
         <w:tc>
@@ -3015,6 +3432,38 @@
                 <w:szCs w:val="20"/>
               </w:rPr>
             </w:pPr>
+            <w:ins w:id="15" w:author="Carlos Verdugo Rotella" w:date="2026-05-04T20:53:00Z">
+              <w:r>
+                <w:rPr>
+                  <w:rFonts w:ascii="Tahoma" w:eastAsia="Times New Roman" w:hAnsi="Tahoma" w:cs="Tahoma"/>
+                  <w:bCs/>
+                  <w:sz w:val="20"/>
+                  <w:szCs w:val="20"/>
+                </w:rPr>
+                <w:t>{{</w:t>
+              </w:r>
+              <w:proofErr w:type="spellStart"/>
+              <w:r>
+                <w:rPr>
+                  <w:rFonts w:ascii="Tahoma" w:eastAsia="Times New Roman" w:hAnsi="Tahoma" w:cs="Tahoma"/>
+                  <w:bCs/>
+                  <w:sz w:val="20"/>
+                  <w:szCs w:val="20"/>
+                </w:rPr>
+                <w:t>coord_norte</w:t>
+              </w:r>
+              <w:proofErr w:type="spellEnd"/>
+              <w:proofErr w:type="gramStart"/>
+              <w:r>
+                <w:rPr>
+                  <w:rFonts w:ascii="Tahoma" w:eastAsia="Times New Roman" w:hAnsi="Tahoma" w:cs="Tahoma"/>
+                  <w:bCs/>
+                  <w:sz w:val="20"/>
+                  <w:szCs w:val="20"/>
+                </w:rPr>
+                <w:t>}}</w:t>
+              </w:r>
+            </w:ins>
             <w:r>
               <w:rPr>
                 <w:rFonts w:ascii="Tahoma" w:eastAsia="Times New Roman" w:hAnsi="Tahoma" w:cs="Tahoma"/>
@@ -3024,6 +3473,7 @@
               </w:rPr>
               <w:t>N</w:t>
             </w:r>
+            <w:proofErr w:type="gramEnd"/>
           </w:p>
         </w:tc>
         <w:tc>
@@ -3035,23 +3485,124 @@
           <w:p>
             <w:pPr>
               <w:rPr>
-                <w:rFonts w:ascii="Tahoma" w:eastAsia="Times New Roman" w:hAnsi="Tahoma" w:cs="Tahoma"/>
-                <w:b/>
-                <w:bCs/>
-                <w:sz w:val="20"/>
-                <w:szCs w:val="20"/>
-              </w:rPr>
-            </w:pPr>
-            <w:r>
-              <w:rPr>
-                <w:rFonts w:ascii="Tahoma" w:eastAsia="Times New Roman" w:hAnsi="Tahoma" w:cs="Tahoma"/>
-                <w:b/>
-                <w:bCs/>
-                <w:sz w:val="20"/>
-                <w:szCs w:val="20"/>
+                <w:ins w:id="16" w:author="Carlos Verdugo Rotella" w:date="2026-05-04T20:53:00Z" w16du:dateUtc="2026-05-05T00:53:00Z"/>
+                <w:rFonts w:ascii="Tahoma" w:eastAsia="Times New Roman" w:hAnsi="Tahoma" w:cs="Tahoma"/>
+                <w:b/>
+                <w:bCs/>
+                <w:sz w:val="18"/>
+                <w:szCs w:val="18"/>
+                <w:rPrChange w:id="17" w:author="Carlos Verdugo Rotella" w:date="2026-05-04T20:54:00Z" w16du:dateUtc="2026-05-05T00:54:00Z">
+                  <w:rPr>
+                    <w:ins w:id="18" w:author="Carlos Verdugo Rotella" w:date="2026-05-04T20:53:00Z" w16du:dateUtc="2026-05-05T00:53:00Z"/>
+                    <w:rFonts w:ascii="Tahoma" w:eastAsia="Times New Roman" w:hAnsi="Tahoma" w:cs="Tahoma"/>
+                    <w:b/>
+                    <w:bCs/>
+                    <w:sz w:val="20"/>
+                    <w:szCs w:val="20"/>
+                  </w:rPr>
+                </w:rPrChange>
+              </w:rPr>
+            </w:pPr>
+            <w:r>
+              <w:rPr>
+                <w:rFonts w:ascii="Tahoma" w:eastAsia="Times New Roman" w:hAnsi="Tahoma" w:cs="Tahoma"/>
+                <w:b/>
+                <w:bCs/>
+                <w:sz w:val="18"/>
+                <w:szCs w:val="18"/>
+                <w:rPrChange w:id="19" w:author="Carlos Verdugo Rotella" w:date="2026-05-04T20:54:00Z" w16du:dateUtc="2026-05-05T00:54:00Z">
+                  <w:rPr>
+                    <w:rFonts w:ascii="Tahoma" w:eastAsia="Times New Roman" w:hAnsi="Tahoma" w:cs="Tahoma"/>
+                    <w:b/>
+                    <w:bCs/>
+                    <w:sz w:val="20"/>
+                    <w:szCs w:val="20"/>
+                  </w:rPr>
+                </w:rPrChange>
               </w:rPr>
               <w:t>DATUM</w:t>
             </w:r>
+          </w:p>
+          <w:p>
+            <w:pPr>
+              <w:rPr>
+                <w:rFonts w:ascii="Tahoma" w:eastAsia="Times New Roman" w:hAnsi="Tahoma" w:cs="Tahoma"/>
+                <w:b/>
+                <w:bCs/>
+                <w:sz w:val="18"/>
+                <w:szCs w:val="18"/>
+                <w:rPrChange w:id="20" w:author="Carlos Verdugo Rotella" w:date="2026-05-04T20:54:00Z" w16du:dateUtc="2026-05-05T00:54:00Z">
+                  <w:rPr>
+                    <w:rFonts w:ascii="Tahoma" w:eastAsia="Times New Roman" w:hAnsi="Tahoma" w:cs="Tahoma"/>
+                    <w:b/>
+                    <w:bCs/>
+                    <w:sz w:val="20"/>
+                    <w:szCs w:val="20"/>
+                  </w:rPr>
+                </w:rPrChange>
+              </w:rPr>
+            </w:pPr>
+            <w:ins w:id="21" w:author="Carlos Verdugo Rotella" w:date="2026-05-04T20:53:00Z">
+              <w:r>
+                <w:rPr>
+                  <w:rFonts w:ascii="Tahoma" w:eastAsia="Times New Roman" w:hAnsi="Tahoma" w:cs="Tahoma"/>
+                  <w:b/>
+                  <w:bCs/>
+                  <w:sz w:val="18"/>
+                  <w:szCs w:val="18"/>
+                  <w:rPrChange w:id="22" w:author="Carlos Verdugo Rotella" w:date="2026-05-04T20:54:00Z" w16du:dateUtc="2026-05-05T00:54:00Z">
+                    <w:rPr>
+                      <w:rFonts w:ascii="Tahoma" w:eastAsia="Times New Roman" w:hAnsi="Tahoma" w:cs="Tahoma"/>
+                      <w:b/>
+                      <w:bCs/>
+                      <w:sz w:val="20"/>
+                      <w:szCs w:val="20"/>
+                    </w:rPr>
+                  </w:rPrChange>
+                </w:rPr>
+                <w:t>{{</w:t>
+              </w:r>
+              <w:proofErr w:type="spellStart"/>
+              <w:r>
+                <w:rPr>
+                  <w:rFonts w:ascii="Tahoma" w:eastAsia="Times New Roman" w:hAnsi="Tahoma" w:cs="Tahoma"/>
+                  <w:b/>
+                  <w:bCs/>
+                  <w:sz w:val="18"/>
+                  <w:szCs w:val="18"/>
+                  <w:rPrChange w:id="23" w:author="Carlos Verdugo Rotella" w:date="2026-05-04T20:54:00Z" w16du:dateUtc="2026-05-05T00:54:00Z">
+                    <w:rPr>
+                      <w:rFonts w:ascii="Tahoma" w:eastAsia="Times New Roman" w:hAnsi="Tahoma" w:cs="Tahoma"/>
+                      <w:b/>
+                      <w:bCs/>
+                      <w:sz w:val="20"/>
+                      <w:szCs w:val="20"/>
+                    </w:rPr>
+                  </w:rPrChange>
+                </w:rPr>
+                <w:t>coord_datum</w:t>
+              </w:r>
+              <w:proofErr w:type="spellEnd"/>
+              <w:r>
+                <w:rPr>
+                  <w:rFonts w:ascii="Tahoma" w:eastAsia="Times New Roman" w:hAnsi="Tahoma" w:cs="Tahoma"/>
+                  <w:b/>
+                  <w:bCs/>
+                  <w:sz w:val="18"/>
+                  <w:szCs w:val="18"/>
+                  <w:rPrChange w:id="24" w:author="Carlos Verdugo Rotella" w:date="2026-05-04T20:54:00Z" w16du:dateUtc="2026-05-05T00:54:00Z">
+                    <w:rPr>
+                      <w:rFonts w:ascii="Tahoma" w:eastAsia="Times New Roman" w:hAnsi="Tahoma" w:cs="Tahoma"/>
+                      <w:b/>
+                      <w:bCs/>
+                      <w:sz w:val="20"/>
+                      <w:szCs w:val="20"/>
+                    </w:rPr>
+                  </w:rPrChange>
+                </w:rPr>
+                <w:t>}}</w:t>
+              </w:r>
+            </w:ins>
           </w:p>
         </w:tc>
         <w:tc>
@@ -3263,6 +3814,38 @@
                 <w:szCs w:val="20"/>
               </w:rPr>
             </w:pPr>
+            <w:ins w:id="25" w:author="Carlos Verdugo Rotella" w:date="2026-05-04T20:53:00Z">
+              <w:r>
+                <w:rPr>
+                  <w:rFonts w:ascii="Tahoma" w:eastAsia="Times New Roman" w:hAnsi="Tahoma" w:cs="Tahoma"/>
+                  <w:bCs/>
+                  <w:sz w:val="20"/>
+                  <w:szCs w:val="20"/>
+                </w:rPr>
+                <w:t>{{</w:t>
+              </w:r>
+              <w:proofErr w:type="spellStart"/>
+              <w:r>
+                <w:rPr>
+                  <w:rFonts w:ascii="Tahoma" w:eastAsia="Times New Roman" w:hAnsi="Tahoma" w:cs="Tahoma"/>
+                  <w:bCs/>
+                  <w:sz w:val="20"/>
+                  <w:szCs w:val="20"/>
+                </w:rPr>
+                <w:t>coord_este</w:t>
+              </w:r>
+              <w:proofErr w:type="spellEnd"/>
+              <w:proofErr w:type="gramStart"/>
+              <w:r>
+                <w:rPr>
+                  <w:rFonts w:ascii="Tahoma" w:eastAsia="Times New Roman" w:hAnsi="Tahoma" w:cs="Tahoma"/>
+                  <w:bCs/>
+                  <w:sz w:val="20"/>
+                  <w:szCs w:val="20"/>
+                </w:rPr>
+                <w:t>}}</w:t>
+              </w:r>
+            </w:ins>
             <w:r>
               <w:rPr>
                 <w:rFonts w:ascii="Tahoma" w:eastAsia="Times New Roman" w:hAnsi="Tahoma" w:cs="Tahoma"/>
@@ -3272,6 +3855,7 @@
               </w:rPr>
               <w:t>E</w:t>
             </w:r>
+            <w:proofErr w:type="gramEnd"/>
           </w:p>
         </w:tc>
         <w:tc>
@@ -3282,6 +3866,7 @@
           <w:p>
             <w:pPr>
               <w:rPr>
+                <w:ins w:id="26" w:author="Carlos Verdugo Rotella" w:date="2026-05-04T20:54:00Z" w16du:dateUtc="2026-05-05T00:54:00Z"/>
                 <w:rFonts w:ascii="Tahoma" w:eastAsia="Times New Roman" w:hAnsi="Tahoma" w:cs="Tahoma"/>
                 <w:b/>
                 <w:bCs/>
@@ -3299,6 +3884,51 @@
               </w:rPr>
               <w:t>Huso:</w:t>
             </w:r>
+          </w:p>
+          <w:p>
+            <w:pPr>
+              <w:rPr>
+                <w:rFonts w:ascii="Tahoma" w:eastAsia="Times New Roman" w:hAnsi="Tahoma" w:cs="Tahoma"/>
+                <w:b/>
+                <w:bCs/>
+                <w:sz w:val="20"/>
+                <w:szCs w:val="20"/>
+              </w:rPr>
+            </w:pPr>
+            <w:ins w:id="27" w:author="Carlos Verdugo Rotella" w:date="2026-05-04T20:54:00Z">
+              <w:r>
+                <w:rPr>
+                  <w:rFonts w:ascii="Tahoma" w:eastAsia="Times New Roman" w:hAnsi="Tahoma" w:cs="Tahoma"/>
+                  <w:b/>
+                  <w:bCs/>
+                  <w:sz w:val="20"/>
+                  <w:szCs w:val="20"/>
+                </w:rPr>
+                <w:t>{{</w:t>
+              </w:r>
+              <w:proofErr w:type="spellStart"/>
+              <w:r>
+                <w:rPr>
+                  <w:rFonts w:ascii="Tahoma" w:eastAsia="Times New Roman" w:hAnsi="Tahoma" w:cs="Tahoma"/>
+                  <w:b/>
+                  <w:bCs/>
+                  <w:sz w:val="20"/>
+                  <w:szCs w:val="20"/>
+                </w:rPr>
+                <w:t>coord_huso</w:t>
+              </w:r>
+              <w:proofErr w:type="spellEnd"/>
+              <w:r>
+                <w:rPr>
+                  <w:rFonts w:ascii="Tahoma" w:eastAsia="Times New Roman" w:hAnsi="Tahoma" w:cs="Tahoma"/>
+                  <w:b/>
+                  <w:bCs/>
+                  <w:sz w:val="20"/>
+                  <w:szCs w:val="20"/>
+                </w:rPr>
+                <w:t>}}</w:t>
+              </w:r>
+            </w:ins>
           </w:p>
         </w:tc>
         <w:tc>
@@ -3502,14 +4132,56 @@
           </w:tcPr>
           <w:p>
             <w:pPr>
-              <w:rPr>
-                <w:rFonts w:ascii="Tahoma" w:eastAsia="Times New Roman" w:hAnsi="Tahoma" w:cs="Tahoma"/>
-                <w:b/>
-                <w:bCs/>
-                <w:sz w:val="20"/>
-                <w:szCs w:val="20"/>
-              </w:rPr>
-            </w:pPr>
+              <w:tabs>
+                <w:tab w:val="left" w:pos="2535"/>
+              </w:tabs>
+              <w:rPr>
+                <w:rFonts w:ascii="Tahoma" w:eastAsia="Times New Roman" w:hAnsi="Tahoma" w:cs="Tahoma"/>
+                <w:b/>
+                <w:bCs/>
+                <w:sz w:val="20"/>
+                <w:szCs w:val="20"/>
+              </w:rPr>
+              <w:pPrChange w:id="28" w:author="Carlos Verdugo Rotella" w:date="2026-05-04T20:45:00Z" w16du:dateUtc="2026-05-05T00:45:00Z">
+                <w:pPr>
+                  <w:framePr w:hSpace="141" w:wrap="around" w:vAnchor="page" w:hAnchor="margin" w:xAlign="center" w:y="1201"/>
+                </w:pPr>
+              </w:pPrChange>
+            </w:pPr>
+            <w:ins w:id="29" w:author="Carlos Verdugo Rotella" w:date="2026-05-04T20:45:00Z" w16du:dateUtc="2026-05-05T00:45:00Z">
+              <w:r>
+                <w:rPr>
+                  <w:rFonts w:ascii="Tahoma" w:eastAsia="Times New Roman" w:hAnsi="Tahoma" w:cs="Tahoma"/>
+                  <w:b/>
+                  <w:bCs/>
+                  <w:sz w:val="20"/>
+                  <w:szCs w:val="20"/>
+                </w:rPr>
+                <w:t>{{</w:t>
+              </w:r>
+              <w:proofErr w:type="spellStart"/>
+              <w:r>
+                <w:rPr>
+                  <w:rFonts w:ascii="Tahoma" w:eastAsia="Times New Roman" w:hAnsi="Tahoma" w:cs="Tahoma"/>
+                  <w:b/>
+                  <w:bCs/>
+                  <w:sz w:val="20"/>
+                  <w:szCs w:val="20"/>
+                </w:rPr>
+                <w:t>nombre_propietario</w:t>
+              </w:r>
+              <w:proofErr w:type="spellEnd"/>
+              <w:r>
+                <w:rPr>
+                  <w:rFonts w:ascii="Tahoma" w:eastAsia="Times New Roman" w:hAnsi="Tahoma" w:cs="Tahoma"/>
+                  <w:b/>
+                  <w:bCs/>
+                  <w:sz w:val="20"/>
+                  <w:szCs w:val="20"/>
+                </w:rPr>
+                <w:t>}}</w:t>
+              </w:r>
+            </w:ins>
           </w:p>
         </w:tc>
       </w:tr>
@@ -3586,57 +4258,128 @@
           </w:tcPr>
           <w:p>
             <w:pPr>
-              <w:jc w:val="right"/>
-              <w:rPr>
-                <w:rFonts w:ascii="Tahoma" w:eastAsia="Times New Roman" w:hAnsi="Tahoma" w:cs="Tahoma"/>
-                <w:bCs/>
-                <w:sz w:val="20"/>
-                <w:szCs w:val="20"/>
-              </w:rPr>
-            </w:pPr>
-          </w:p>
-          <w:p>
-            <w:pPr>
-              <w:jc w:val="right"/>
-              <w:rPr>
-                <w:rFonts w:ascii="Tahoma" w:eastAsia="Times New Roman" w:hAnsi="Tahoma" w:cs="Tahoma"/>
-                <w:bCs/>
-                <w:sz w:val="20"/>
-                <w:szCs w:val="20"/>
-              </w:rPr>
-            </w:pPr>
-          </w:p>
-          <w:p>
-            <w:pPr>
-              <w:jc w:val="right"/>
-              <w:rPr>
-                <w:rFonts w:ascii="Tahoma" w:eastAsia="Times New Roman" w:hAnsi="Tahoma" w:cs="Tahoma"/>
-                <w:bCs/>
-                <w:sz w:val="20"/>
-                <w:szCs w:val="20"/>
-              </w:rPr>
-            </w:pPr>
-          </w:p>
-          <w:p>
-            <w:pPr>
-              <w:jc w:val="right"/>
-              <w:rPr>
-                <w:rFonts w:ascii="Tahoma" w:eastAsia="Times New Roman" w:hAnsi="Tahoma" w:cs="Tahoma"/>
-                <w:bCs/>
-                <w:sz w:val="20"/>
-                <w:szCs w:val="20"/>
-              </w:rPr>
-            </w:pPr>
-          </w:p>
-          <w:p>
-            <w:pPr>
-              <w:jc w:val="right"/>
-              <w:rPr>
-                <w:rFonts w:ascii="Tahoma" w:eastAsia="Times New Roman" w:hAnsi="Tahoma" w:cs="Tahoma"/>
-                <w:bCs/>
-                <w:sz w:val="20"/>
-                <w:szCs w:val="20"/>
-              </w:rPr>
+              <w:rPr>
+                <w:del w:id="30" w:author="Carlos Verdugo Rotella" w:date="2026-05-04T20:45:00Z" w16du:dateUtc="2026-05-05T00:45:00Z"/>
+                <w:rFonts w:ascii="Tahoma" w:eastAsia="Times New Roman" w:hAnsi="Tahoma" w:cs="Tahoma"/>
+                <w:bCs/>
+                <w:sz w:val="20"/>
+                <w:szCs w:val="20"/>
+              </w:rPr>
+              <w:pPrChange w:id="31" w:author="Carlos Verdugo Rotella" w:date="2026-05-04T20:45:00Z" w16du:dateUtc="2026-05-05T00:45:00Z">
+                <w:pPr>
+                  <w:framePr w:hSpace="141" w:wrap="around" w:vAnchor="page" w:hAnchor="margin" w:xAlign="center" w:y="1201"/>
+                  <w:jc w:val="right"/>
+                </w:pPr>
+              </w:pPrChange>
+            </w:pPr>
+          </w:p>
+          <w:p>
+            <w:pPr>
+              <w:rPr>
+                <w:ins w:id="32" w:author="Carlos Verdugo Rotella" w:date="2026-05-04T20:45:00Z" w16du:dateUtc="2026-05-05T00:45:00Z"/>
+                <w:rFonts w:ascii="Tahoma" w:eastAsia="Times New Roman" w:hAnsi="Tahoma" w:cs="Tahoma"/>
+                <w:bCs/>
+                <w:sz w:val="20"/>
+                <w:szCs w:val="20"/>
+              </w:rPr>
+            </w:pPr>
+            <w:ins w:id="33" w:author="Carlos Verdugo Rotella" w:date="2026-05-04T20:45:00Z" w16du:dateUtc="2026-05-05T00:45:00Z">
+              <w:r>
+                <w:rPr>
+                  <w:rFonts w:ascii="Tahoma" w:eastAsia="Times New Roman" w:hAnsi="Tahoma" w:cs="Tahoma"/>
+                  <w:bCs/>
+                  <w:sz w:val="20"/>
+                  <w:szCs w:val="20"/>
+                </w:rPr>
+                <w:t>{{</w:t>
+              </w:r>
+              <w:proofErr w:type="spellStart"/>
+              <w:r>
+                <w:rPr>
+                  <w:rFonts w:ascii="Tahoma" w:eastAsia="Times New Roman" w:hAnsi="Tahoma" w:cs="Tahoma"/>
+                  <w:bCs/>
+                  <w:sz w:val="20"/>
+                  <w:szCs w:val="20"/>
+                </w:rPr>
+                <w:t>ubicacion_detalle</w:t>
+              </w:r>
+              <w:proofErr w:type="spellEnd"/>
+              <w:r>
+                <w:rPr>
+                  <w:rFonts w:ascii="Tahoma" w:eastAsia="Times New Roman" w:hAnsi="Tahoma" w:cs="Tahoma"/>
+                  <w:bCs/>
+                  <w:sz w:val="20"/>
+                  <w:szCs w:val="20"/>
+                </w:rPr>
+                <w:t>}}</w:t>
+              </w:r>
+            </w:ins>
+          </w:p>
+          <w:p>
+            <w:pPr>
+              <w:rPr>
+                <w:del w:id="34" w:author="Carlos Verdugo Rotella" w:date="2026-05-04T20:45:00Z" w16du:dateUtc="2026-05-05T00:45:00Z"/>
+                <w:rFonts w:ascii="Tahoma" w:eastAsia="Times New Roman" w:hAnsi="Tahoma" w:cs="Tahoma"/>
+                <w:bCs/>
+                <w:sz w:val="20"/>
+                <w:szCs w:val="20"/>
+              </w:rPr>
+              <w:pPrChange w:id="35" w:author="Carlos Verdugo Rotella" w:date="2026-05-04T20:45:00Z" w16du:dateUtc="2026-05-05T00:45:00Z">
+                <w:pPr>
+                  <w:framePr w:hSpace="141" w:wrap="around" w:vAnchor="page" w:hAnchor="margin" w:xAlign="center" w:y="1201"/>
+                  <w:jc w:val="right"/>
+                </w:pPr>
+              </w:pPrChange>
+            </w:pPr>
+          </w:p>
+          <w:p>
+            <w:pPr>
+              <w:rPr>
+                <w:del w:id="36" w:author="Carlos Verdugo Rotella" w:date="2026-05-04T20:45:00Z" w16du:dateUtc="2026-05-05T00:45:00Z"/>
+                <w:rFonts w:ascii="Tahoma" w:eastAsia="Times New Roman" w:hAnsi="Tahoma" w:cs="Tahoma"/>
+                <w:bCs/>
+                <w:sz w:val="20"/>
+                <w:szCs w:val="20"/>
+              </w:rPr>
+              <w:pPrChange w:id="37" w:author="Carlos Verdugo Rotella" w:date="2026-05-04T20:45:00Z" w16du:dateUtc="2026-05-05T00:45:00Z">
+                <w:pPr>
+                  <w:framePr w:hSpace="141" w:wrap="around" w:vAnchor="page" w:hAnchor="margin" w:xAlign="center" w:y="1201"/>
+                  <w:jc w:val="right"/>
+                </w:pPr>
+              </w:pPrChange>
+            </w:pPr>
+          </w:p>
+          <w:p>
+            <w:pPr>
+              <w:rPr>
+                <w:del w:id="38" w:author="Carlos Verdugo Rotella" w:date="2026-05-04T20:45:00Z" w16du:dateUtc="2026-05-05T00:45:00Z"/>
+                <w:rFonts w:ascii="Tahoma" w:eastAsia="Times New Roman" w:hAnsi="Tahoma" w:cs="Tahoma"/>
+                <w:bCs/>
+                <w:sz w:val="20"/>
+                <w:szCs w:val="20"/>
+              </w:rPr>
+              <w:pPrChange w:id="39" w:author="Carlos Verdugo Rotella" w:date="2026-05-04T20:45:00Z" w16du:dateUtc="2026-05-05T00:45:00Z">
+                <w:pPr>
+                  <w:framePr w:hSpace="141" w:wrap="around" w:vAnchor="page" w:hAnchor="margin" w:xAlign="center" w:y="1201"/>
+                  <w:jc w:val="right"/>
+                </w:pPr>
+              </w:pPrChange>
+            </w:pPr>
+          </w:p>
+          <w:p>
+            <w:pPr>
+              <w:rPr>
+                <w:rFonts w:ascii="Tahoma" w:eastAsia="Times New Roman" w:hAnsi="Tahoma" w:cs="Tahoma"/>
+                <w:bCs/>
+                <w:sz w:val="20"/>
+                <w:szCs w:val="20"/>
+              </w:rPr>
+              <w:pPrChange w:id="40" w:author="Carlos Verdugo Rotella" w:date="2026-05-04T20:45:00Z" w16du:dateUtc="2026-05-05T00:45:00Z">
+                <w:pPr>
+                  <w:framePr w:hSpace="141" w:wrap="around" w:vAnchor="page" w:hAnchor="margin" w:xAlign="center" w:y="1201"/>
+                  <w:jc w:val="right"/>
+                </w:pPr>
+              </w:pPrChange>
             </w:pPr>
           </w:p>
           <w:p>
@@ -3837,13 +4580,61 @@
               <w:pStyle w:val="ListParagraph"/>
               <w:jc w:val="both"/>
               <w:rPr>
-                <w:rFonts w:ascii="Tahoma" w:eastAsia="Times New Roman" w:hAnsi="Tahoma" w:cs="Tahoma"/>
-                <w:b/>
-                <w:bCs/>
-                <w:sz w:val="20"/>
-                <w:szCs w:val="20"/>
-              </w:rPr>
-            </w:pPr>
+                <w:ins w:id="41" w:author="Carlos Verdugo Rotella" w:date="2026-05-04T20:47:00Z" w16du:dateUtc="2026-05-05T00:47:00Z"/>
+                <w:rFonts w:ascii="Tahoma" w:eastAsia="Times New Roman" w:hAnsi="Tahoma" w:cs="Tahoma"/>
+                <w:b/>
+                <w:bCs/>
+                <w:sz w:val="20"/>
+                <w:szCs w:val="20"/>
+              </w:rPr>
+            </w:pPr>
+          </w:p>
+          <w:p>
+            <w:pPr>
+              <w:pStyle w:val="ListParagraph"/>
+              <w:jc w:val="both"/>
+              <w:rPr>
+                <w:rFonts w:ascii="Tahoma" w:eastAsia="Times New Roman" w:hAnsi="Tahoma" w:cs="Tahoma"/>
+                <w:b/>
+                <w:bCs/>
+                <w:sz w:val="20"/>
+                <w:szCs w:val="20"/>
+              </w:rPr>
+            </w:pPr>
+            <w:ins w:id="42" w:author="Carlos Verdugo Rotella" w:date="2026-05-04T20:47:00Z" w16du:dateUtc="2026-05-05T00:47:00Z">
+              <w:r>
+                <w:rPr>
+                  <w:rFonts w:ascii="Tahoma" w:eastAsia="Times New Roman" w:hAnsi="Tahoma" w:cs="Tahoma"/>
+                  <w:b/>
+                  <w:bCs/>
+                  <w:sz w:val="20"/>
+                  <w:szCs w:val="20"/>
+                </w:rPr>
+                <w:t>{{</w:t>
+              </w:r>
+              <w:proofErr w:type="spellStart"/>
+              <w:r>
+                <w:rPr>
+                  <w:rFonts w:ascii="Tahoma" w:eastAsia="Times New Roman" w:hAnsi="Tahoma" w:cs="Tahoma"/>
+                  <w:b/>
+                  <w:bCs/>
+                  <w:sz w:val="20"/>
+                  <w:szCs w:val="20"/>
+                </w:rPr>
+                <w:t>descripcion_hechos</w:t>
+              </w:r>
+              <w:proofErr w:type="spellEnd"/>
+              <w:r>
+                <w:rPr>
+                  <w:rFonts w:ascii="Tahoma" w:eastAsia="Times New Roman" w:hAnsi="Tahoma" w:cs="Tahoma"/>
+                  <w:b/>
+                  <w:bCs/>
+                  <w:sz w:val="20"/>
+                  <w:szCs w:val="20"/>
+                </w:rPr>
+                <w:t>}}</w:t>
+              </w:r>
+            </w:ins>
           </w:p>
         </w:tc>
       </w:tr>
@@ -3887,6 +4678,40 @@
               </w:rPr>
               <w:t xml:space="preserve">: </w:t>
             </w:r>
+            <w:ins w:id="43" w:author="Carlos Verdugo Rotella" w:date="2026-05-04T20:47:00Z" w16du:dateUtc="2026-05-05T00:47:00Z">
+              <w:r>
+                <w:rPr>
+                  <w:rFonts w:ascii="Tahoma" w:eastAsia="Times New Roman" w:hAnsi="Tahoma" w:cs="Tahoma"/>
+                  <w:b/>
+                  <w:bCs/>
+                  <w:sz w:val="20"/>
+                  <w:szCs w:val="20"/>
+                </w:rPr>
+                <w:t>{{</w:t>
+              </w:r>
+              <w:proofErr w:type="spellStart"/>
+              <w:r>
+                <w:rPr>
+                  <w:rFonts w:ascii="Tahoma" w:eastAsia="Times New Roman" w:hAnsi="Tahoma" w:cs="Tahoma"/>
+                  <w:b/>
+                  <w:bCs/>
+                  <w:sz w:val="20"/>
+                  <w:szCs w:val="20"/>
+                </w:rPr>
+                <w:t>fecha_hecho</w:t>
+              </w:r>
+              <w:proofErr w:type="spellEnd"/>
+              <w:r>
+                <w:rPr>
+                  <w:rFonts w:ascii="Tahoma" w:eastAsia="Times New Roman" w:hAnsi="Tahoma" w:cs="Tahoma"/>
+                  <w:b/>
+                  <w:bCs/>
+                  <w:sz w:val="20"/>
+                  <w:szCs w:val="20"/>
+                </w:rPr>
+                <w:t>}}</w:t>
+              </w:r>
+            </w:ins>
           </w:p>
         </w:tc>
       </w:tr>
@@ -4118,6 +4943,7 @@
           <w:p>
             <w:pPr>
               <w:rPr>
+                <w:ins w:id="44" w:author="Carlos Verdugo Rotella" w:date="2026-05-04T20:35:00Z" w16du:dateUtc="2026-05-05T00:35:00Z"/>
                 <w:rFonts w:ascii="Tahoma" w:eastAsia="Times New Roman" w:hAnsi="Tahoma" w:cs="Tahoma"/>
                 <w:b/>
                 <w:bCs/>
@@ -4146,6 +4972,51 @@
               <w:t>:</w:t>
             </w:r>
           </w:p>
+          <w:p>
+            <w:pPr>
+              <w:rPr>
+                <w:rFonts w:ascii="Tahoma" w:eastAsia="Times New Roman" w:hAnsi="Tahoma" w:cs="Tahoma"/>
+                <w:b/>
+                <w:bCs/>
+                <w:sz w:val="20"/>
+                <w:szCs w:val="20"/>
+              </w:rPr>
+            </w:pPr>
+            <w:ins w:id="45" w:author="Carlos Verdugo Rotella" w:date="2026-05-04T20:35:00Z">
+              <w:r>
+                <w:rPr>
+                  <w:rFonts w:ascii="Tahoma" w:eastAsia="Times New Roman" w:hAnsi="Tahoma" w:cs="Tahoma"/>
+                  <w:b/>
+                  <w:bCs/>
+                  <w:sz w:val="20"/>
+                  <w:szCs w:val="20"/>
+                </w:rPr>
+                <w:t>{{</w:t>
+              </w:r>
+              <w:proofErr w:type="spellStart"/>
+              <w:r>
+                <w:rPr>
+                  <w:rFonts w:ascii="Tahoma" w:eastAsia="Times New Roman" w:hAnsi="Tahoma" w:cs="Tahoma"/>
+                  <w:b/>
+                  <w:bCs/>
+                  <w:sz w:val="20"/>
+                  <w:szCs w:val="20"/>
+                </w:rPr>
+                <w:t>den_nombre</w:t>
+              </w:r>
+              <w:proofErr w:type="spellEnd"/>
+              <w:r>
+                <w:rPr>
+                  <w:rFonts w:ascii="Tahoma" w:eastAsia="Times New Roman" w:hAnsi="Tahoma" w:cs="Tahoma"/>
+                  <w:b/>
+                  <w:bCs/>
+                  <w:sz w:val="20"/>
+                  <w:szCs w:val="20"/>
+                </w:rPr>
+                <w:t>}}</w:t>
+              </w:r>
+            </w:ins>
+          </w:p>
         </w:tc>
         <w:tc>
           <w:tcPr>
@@ -4154,6 +5025,7 @@
           <w:p>
             <w:pPr>
               <w:rPr>
+                <w:ins w:id="46" w:author="Carlos Verdugo Rotella" w:date="2026-05-04T20:36:00Z" w16du:dateUtc="2026-05-05T00:36:00Z"/>
                 <w:rFonts w:ascii="Tahoma" w:eastAsia="Times New Roman" w:hAnsi="Tahoma" w:cs="Tahoma"/>
                 <w:b/>
                 <w:bCs/>
@@ -4182,6 +5054,51 @@
               <w:t>:</w:t>
             </w:r>
           </w:p>
+          <w:p>
+            <w:pPr>
+              <w:rPr>
+                <w:rFonts w:ascii="Tahoma" w:eastAsia="Times New Roman" w:hAnsi="Tahoma" w:cs="Tahoma"/>
+                <w:b/>
+                <w:bCs/>
+                <w:sz w:val="20"/>
+                <w:szCs w:val="20"/>
+              </w:rPr>
+            </w:pPr>
+            <w:ins w:id="47" w:author="Carlos Verdugo Rotella" w:date="2026-05-04T20:36:00Z">
+              <w:r>
+                <w:rPr>
+                  <w:rFonts w:ascii="Tahoma" w:eastAsia="Times New Roman" w:hAnsi="Tahoma" w:cs="Tahoma"/>
+                  <w:b/>
+                  <w:bCs/>
+                  <w:sz w:val="20"/>
+                  <w:szCs w:val="20"/>
+                </w:rPr>
+                <w:t>{{</w:t>
+              </w:r>
+              <w:proofErr w:type="spellStart"/>
+              <w:r>
+                <w:rPr>
+                  <w:rFonts w:ascii="Tahoma" w:eastAsia="Times New Roman" w:hAnsi="Tahoma" w:cs="Tahoma"/>
+                  <w:b/>
+                  <w:bCs/>
+                  <w:sz w:val="20"/>
+                  <w:szCs w:val="20"/>
+                </w:rPr>
+                <w:t>den_correo</w:t>
+              </w:r>
+              <w:proofErr w:type="spellEnd"/>
+              <w:r>
+                <w:rPr>
+                  <w:rFonts w:ascii="Tahoma" w:eastAsia="Times New Roman" w:hAnsi="Tahoma" w:cs="Tahoma"/>
+                  <w:b/>
+                  <w:bCs/>
+                  <w:sz w:val="20"/>
+                  <w:szCs w:val="20"/>
+                </w:rPr>
+                <w:t>}}</w:t>
+              </w:r>
+            </w:ins>
+          </w:p>
         </w:tc>
         <w:tc>
           <w:tcPr>
@@ -4190,6 +5107,7 @@
           <w:p>
             <w:pPr>
               <w:rPr>
+                <w:ins w:id="48" w:author="Carlos Verdugo Rotella" w:date="2026-05-04T20:36:00Z" w16du:dateUtc="2026-05-05T00:36:00Z"/>
                 <w:rFonts w:ascii="Tahoma" w:eastAsia="Times New Roman" w:hAnsi="Tahoma" w:cs="Tahoma"/>
                 <w:b/>
                 <w:bCs/>
@@ -4227,6 +5145,51 @@
               </w:rPr>
               <w:t xml:space="preserve"> </w:t>
             </w:r>
+          </w:p>
+          <w:p>
+            <w:pPr>
+              <w:rPr>
+                <w:rFonts w:ascii="Tahoma" w:eastAsia="Times New Roman" w:hAnsi="Tahoma" w:cs="Tahoma"/>
+                <w:b/>
+                <w:bCs/>
+                <w:sz w:val="20"/>
+                <w:szCs w:val="20"/>
+              </w:rPr>
+            </w:pPr>
+            <w:ins w:id="49" w:author="Carlos Verdugo Rotella" w:date="2026-05-04T20:36:00Z">
+              <w:r>
+                <w:rPr>
+                  <w:rFonts w:ascii="Tahoma" w:eastAsia="Times New Roman" w:hAnsi="Tahoma" w:cs="Tahoma"/>
+                  <w:b/>
+                  <w:bCs/>
+                  <w:sz w:val="20"/>
+                  <w:szCs w:val="20"/>
+                </w:rPr>
+                <w:t>{{</w:t>
+              </w:r>
+              <w:proofErr w:type="spellStart"/>
+              <w:r>
+                <w:rPr>
+                  <w:rFonts w:ascii="Tahoma" w:eastAsia="Times New Roman" w:hAnsi="Tahoma" w:cs="Tahoma"/>
+                  <w:b/>
+                  <w:bCs/>
+                  <w:sz w:val="20"/>
+                  <w:szCs w:val="20"/>
+                </w:rPr>
+                <w:t>den_telefono</w:t>
+              </w:r>
+              <w:proofErr w:type="spellEnd"/>
+              <w:r>
+                <w:rPr>
+                  <w:rFonts w:ascii="Tahoma" w:eastAsia="Times New Roman" w:hAnsi="Tahoma" w:cs="Tahoma"/>
+                  <w:b/>
+                  <w:bCs/>
+                  <w:sz w:val="20"/>
+                  <w:szCs w:val="20"/>
+                </w:rPr>
+                <w:t>}}</w:t>
+              </w:r>
+            </w:ins>
           </w:p>
         </w:tc>
       </w:tr>
@@ -4275,6 +5238,40 @@
                 <w:szCs w:val="20"/>
               </w:rPr>
             </w:pPr>
+            <w:ins w:id="50" w:author="Carlos Verdugo Rotella" w:date="2026-05-04T20:37:00Z">
+              <w:r>
+                <w:rPr>
+                  <w:rFonts w:ascii="Tahoma" w:eastAsia="Times New Roman" w:hAnsi="Tahoma" w:cs="Tahoma"/>
+                  <w:b/>
+                  <w:bCs/>
+                  <w:sz w:val="20"/>
+                  <w:szCs w:val="20"/>
+                </w:rPr>
+                <w:t>{{</w:t>
+              </w:r>
+              <w:proofErr w:type="spellStart"/>
+              <w:r>
+                <w:rPr>
+                  <w:rFonts w:ascii="Tahoma" w:eastAsia="Times New Roman" w:hAnsi="Tahoma" w:cs="Tahoma"/>
+                  <w:b/>
+                  <w:bCs/>
+                  <w:sz w:val="20"/>
+                  <w:szCs w:val="20"/>
+                </w:rPr>
+                <w:t>fecha_denuncia</w:t>
+              </w:r>
+              <w:proofErr w:type="spellEnd"/>
+              <w:r>
+                <w:rPr>
+                  <w:rFonts w:ascii="Tahoma" w:eastAsia="Times New Roman" w:hAnsi="Tahoma" w:cs="Tahoma"/>
+                  <w:b/>
+                  <w:bCs/>
+                  <w:sz w:val="20"/>
+                  <w:szCs w:val="20"/>
+                </w:rPr>
+                <w:t>}}</w:t>
+              </w:r>
+            </w:ins>
           </w:p>
         </w:tc>
       </w:tr>
@@ -4389,6 +5386,18 @@
                 <w:szCs w:val="20"/>
               </w:rPr>
             </w:pPr>
+            <w:ins w:id="51" w:author="Carlos Verdugo Rotella" w:date="2026-05-04T20:47:00Z" w16du:dateUtc="2026-05-05T00:47:00Z">
+              <w:r>
+                <w:rPr>
+                  <w:rFonts w:ascii="Tahoma" w:hAnsi="Tahoma" w:cs="Tahoma"/>
+                  <w:b/>
+                  <w:color w:val="000000" w:themeColor="text1"/>
+                  <w:sz w:val="20"/>
+                  <w:szCs w:val="20"/>
+                </w:rPr>
+                <w:t>{{observaciones}}</w:t>
+              </w:r>
+            </w:ins>
           </w:p>
           <w:p>
             <w:pPr>
@@ -8259,6 +9268,14 @@
     <w:abstractNumId w:val="1"/>
   </w:num>
 </w:numbering>
+</file>
+
+<file path=word/people.xml><?xml version="1.0" encoding="utf-8"?>
+<w15:people xmlns:wpc="http://schemas.microsoft.com/office/word/2010/wordprocessingCanvas" xmlns:cx="http://schemas.microsoft.com/office/drawing/2014/chartex" xmlns:cx1="http://schemas.microsoft.com/office/drawing/2015/9/8/chartex" xmlns:cx2="http://schemas.microsoft.com/office/drawing/2015/10/21/chartex" xmlns:cx3="http://schemas.microsoft.com/office/drawing/2016/5/9/chartex" xmlns:cx4="http://schemas.microsoft.com/office/drawing/2016/5/10/chartex" xmlns:cx5="http://schemas.microsoft.com/office/drawing/2016/5/11/chartex" xmlns:cx6="http://schemas.microsoft.com/office/drawing/2016/5/12/chartex" xmlns:cx7="http://schemas.microsoft.com/office/drawing/2016/5/13/chartex" xmlns:cx8="http://schemas.microsoft.com/office/drawing/2016/5/14/chartex" xmlns:mc="http://schemas.openxmlformats.org/markup-compatibility/2006" xmlns:aink="http://schemas.microsoft.com/office/drawing/2016/ink" xmlns:am3d="http://schemas.microsoft.com/office/drawing/2017/model3d" xmlns:o="urn:schemas-microsoft-com:office:office" xmlns:oel="http://schemas.microsoft.com/office/2019/extlst" xmlns:r="http://schemas.openxmlformats.org/officeDocument/2006/relationships" xmlns:m="http://schemas.openxmlformats.org/officeDocument/2006/math" xmlns:v="urn:schemas-microsoft-com:vml" xmlns:wp14="http://schemas.microsoft.com/office/word/2010/wordprocessingDrawing" xmlns:wp="http://schemas.openxmlformats.org/drawingml/2006/wordprocessingDrawing" xmlns:w10="urn:schemas-microsoft-com:office:word" xmlns:w="http://schemas.openxmlformats.org/wordprocessingml/2006/main" xmlns:w14="http://schemas.microsoft.com/office/word/2010/wordml" xmlns:w15="http://schemas.microsoft.com/office/word/2012/wordml" xmlns:w16cex="http://schemas.microsoft.com/office/word/2018/wordml/cex" xmlns:w16cid="http://schemas.microsoft.com/office/word/2016/wordml/cid" xmlns:w16="http://schemas.microsoft.com/office/word/2018/wordml" xmlns:w16du="http://schemas.microsoft.com/office/word/2023/wordml/word16du" xmlns:w16sdtdh="http://schemas.microsoft.com/office/word/2020/wordml/sdtdatahash" xmlns:w16sdtfl="http://schemas.microsoft.com/office/word/2024/wordml/sdtformatlock" xmlns:w16se="http://schemas.microsoft.com/office/word/2015/wordml/symex" xmlns:wpg="http://schemas.microsoft.com/office/word/2010/wordprocessingGroup" xmlns:wpi="http://schemas.microsoft.com/office/word/2010/wordprocessingInk" xmlns:wne="http://schemas.microsoft.com/office/word/2006/wordml" xmlns:wps="http://schemas.microsoft.com/office/word/2010/wordprocessingShape" mc:Ignorable="w14 w15 w16se w16cid w16 w16cex w16sdtdh w16sdtfl w16du wp14">
+  <w15:person w15:author="Carlos Verdugo Rotella">
+    <w15:presenceInfo w15:providerId="Windows Live" w15:userId="443691c53f3ba4c7"/>
+  </w15:person>
+</w15:people>
 </file>
 
 <file path=word/styles.xml><?xml version="1.0" encoding="utf-8"?>
@@ -8667,7 +9684,6 @@
   <w:style w:type="character" w:default="1" w:styleId="DefaultParagraphFont">
     <w:name w:val="Default Paragraph Font"/>
     <w:uiPriority w:val="1"/>
-    <w:semiHidden/>
     <w:unhideWhenUsed/>
   </w:style>
   <w:style w:type="table" w:default="1" w:styleId="TableNormal">
@@ -9397,7 +10413,7 @@
 </file>
 
 <file path=customXml/itemProps1.xml><?xml version="1.0" encoding="utf-8"?>
-<ds:datastoreItem xmlns:ds="http://schemas.openxmlformats.org/officeDocument/2006/customXml" ds:itemID="{D10E6562-253C-4EF5-AA89-732C22FAFC69}">
+<ds:datastoreItem xmlns:ds="http://schemas.openxmlformats.org/officeDocument/2006/customXml" ds:itemID="{30AA0F69-3878-415D-9CD5-A68958193846}">
   <ds:schemaRefs>
     <ds:schemaRef ds:uri="http://schemas.openxmlformats.org/officeDocument/2006/bibliography"/>
   </ds:schemaRefs>
@@ -9413,7 +10429,7 @@
 </file>
 
 <file path=customXml/itemProps3.xml><?xml version="1.0" encoding="utf-8"?>
-<ds:datastoreItem xmlns:ds="http://schemas.openxmlformats.org/officeDocument/2006/customXml" ds:itemID="{30AA0F69-3878-415D-9CD5-A68958193846}">
+<ds:datastoreItem xmlns:ds="http://schemas.openxmlformats.org/officeDocument/2006/customXml" ds:itemID="{D10E6562-253C-4EF5-AA89-732C22FAFC69}">
   <ds:schemaRefs>
     <ds:schemaRef ds:uri="http://schemas.openxmlformats.org/officeDocument/2006/bibliography"/>
   </ds:schemaRefs>
